--- a/tex/ethicsreview/別紙1-4説明書en.docx
+++ b/tex/ethicsreview/別紙1-4説明書en.docx
@@ -1,6 +1,6 @@
 
 <file path=word/document.xml><?xml version="1.0" encoding="utf-8"?>
-<w:document xmlns:wpc="http://schemas.microsoft.com/office/word/2010/wordprocessingCanvas" xmlns:cx="http://schemas.microsoft.com/office/drawing/2014/chartex" xmlns:mc="http://schemas.openxmlformats.org/markup-compatibility/2006" xmlns:o="urn:schemas-microsoft-com:office:office" xmlns:r="http://schemas.openxmlformats.org/officeDocument/2006/relationships" xmlns:m="http://schemas.openxmlformats.org/officeDocument/2006/math" xmlns:v="urn:schemas-microsoft-com:vml" xmlns:wp14="http://schemas.microsoft.com/office/word/2010/wordprocessingDrawing" xmlns:wp="http://schemas.openxmlformats.org/drawingml/2006/wordprocessingDrawing" xmlns:w10="urn:schemas-microsoft-com:office:word" xmlns:w="http://schemas.openxmlformats.org/wordprocessingml/2006/main" xmlns:w14="http://schemas.microsoft.com/office/word/2010/wordml" xmlns:w15="http://schemas.microsoft.com/office/word/2012/wordml" xmlns:w16se="http://schemas.microsoft.com/office/word/2015/wordml/symex" xmlns:wpg="http://schemas.microsoft.com/office/word/2010/wordprocessingGroup" xmlns:wpi="http://schemas.microsoft.com/office/word/2010/wordprocessingInk" xmlns:wne="http://schemas.microsoft.com/office/word/2006/wordml" xmlns:wps="http://schemas.microsoft.com/office/word/2010/wordprocessingShape" mc:Ignorable="w14 w15 w16se wp14">
+<w:document xmlns:wpc="http://schemas.microsoft.com/office/word/2010/wordprocessingCanvas" xmlns:cx="http://schemas.microsoft.com/office/drawing/2014/chartex" xmlns:cx1="http://schemas.microsoft.com/office/drawing/2015/9/8/chartex" xmlns:cx2="http://schemas.microsoft.com/office/drawing/2015/10/21/chartex" xmlns:cx3="http://schemas.microsoft.com/office/drawing/2016/5/9/chartex" xmlns:cx4="http://schemas.microsoft.com/office/drawing/2016/5/10/chartex" xmlns:cx5="http://schemas.microsoft.com/office/drawing/2016/5/11/chartex" xmlns:cx6="http://schemas.microsoft.com/office/drawing/2016/5/12/chartex" xmlns:cx7="http://schemas.microsoft.com/office/drawing/2016/5/13/chartex" xmlns:cx8="http://schemas.microsoft.com/office/drawing/2016/5/14/chartex" xmlns:mc="http://schemas.openxmlformats.org/markup-compatibility/2006" xmlns:aink="http://schemas.microsoft.com/office/drawing/2016/ink" xmlns:am3d="http://schemas.microsoft.com/office/drawing/2017/model3d" xmlns:o="urn:schemas-microsoft-com:office:office" xmlns:oel="http://schemas.microsoft.com/office/2019/extlst" xmlns:r="http://schemas.openxmlformats.org/officeDocument/2006/relationships" xmlns:m="http://schemas.openxmlformats.org/officeDocument/2006/math" xmlns:v="urn:schemas-microsoft-com:vml" xmlns:wp14="http://schemas.microsoft.com/office/word/2010/wordprocessingDrawing" xmlns:wp="http://schemas.openxmlformats.org/drawingml/2006/wordprocessingDrawing" xmlns:w10="urn:schemas-microsoft-com:office:word" xmlns:w="http://schemas.openxmlformats.org/wordprocessingml/2006/main" xmlns:w14="http://schemas.microsoft.com/office/word/2010/wordml" xmlns:w15="http://schemas.microsoft.com/office/word/2012/wordml" xmlns:w16cex="http://schemas.microsoft.com/office/word/2018/wordml/cex" xmlns:w16cid="http://schemas.microsoft.com/office/word/2016/wordml/cid" xmlns:w16="http://schemas.microsoft.com/office/word/2018/wordml" xmlns:w16du="http://schemas.microsoft.com/office/word/2023/wordml/word16du" xmlns:w16sdtdh="http://schemas.microsoft.com/office/word/2020/wordml/sdtdatahash" xmlns:w16sdtfl="http://schemas.microsoft.com/office/word/2024/wordml/sdtformatlock" xmlns:w16se="http://schemas.microsoft.com/office/word/2015/wordml/symex" xmlns:wpg="http://schemas.microsoft.com/office/word/2010/wordprocessingGroup" xmlns:wpi="http://schemas.microsoft.com/office/word/2010/wordprocessingInk" xmlns:wne="http://schemas.microsoft.com/office/word/2006/wordml" xmlns:wps="http://schemas.microsoft.com/office/word/2010/wordprocessingShape" mc:Ignorable="w14 w15 w16se w16cid w16 w16cex w16sdtdh w16sdtfl w16du wp14">
   <w:body>
     <w:p>
       <w:pPr>
@@ -44,15 +44,15 @@
           <w:sz w:val="32"/>
           <w:szCs w:val="32"/>
         </w:rPr>
-        <w:t>“I</w:t>
-      </w:r>
-      <w:r>
-        <w:rPr>
-          <w:rFonts w:ascii="Times New Roman" w:hAnsi="Times New Roman"/>
+        <w:t>“</w:t>
+      </w:r>
+      <w:r>
+        <w:rPr>
+          <w:rFonts w:ascii="Times New Roman" w:eastAsia="Times New Roman" w:hAnsi="Times New Roman"/>
           <w:color w:val="000000" w:themeColor="text1"/>
           <w:sz w:val="24"/>
         </w:rPr>
-        <w:t>mage enhancement of chest X-ray with Visibility and Fidelity Assessment</w:t>
+        <w:t>Perceptual Visibility Prediction of Overlaid Content in Optical See-Through Augmented Reality</w:t>
       </w:r>
       <w:r>
         <w:rPr>
@@ -89,15 +89,15 @@
           <w:color w:val="000000" w:themeColor="text1"/>
           <w:szCs w:val="21"/>
         </w:rPr>
-        <w:t>The document describes the content of “I</w:t>
+        <w:t>The document describes the content of “</w:t>
       </w:r>
       <w:r>
         <w:rPr>
           <w:rFonts w:ascii="Times New Roman" w:hAnsi="Times New Roman"/>
           <w:color w:val="000000" w:themeColor="text1"/>
-          <w:sz w:val="24"/>
-        </w:rPr>
-        <w:t>mage enhancement of chest X-ray with Visibility and Fidelity Assessment</w:t>
+          <w:szCs w:val="21"/>
+        </w:rPr>
+        <w:t>Perceptual Visibility Prediction of Overlaid Content in Optical See-Through Augmented Reality</w:t>
       </w:r>
       <w:r>
         <w:rPr>
@@ -227,15 +227,7 @@
           <w:color w:val="000000" w:themeColor="text1"/>
           <w:szCs w:val="21"/>
         </w:rPr>
-        <w:t>I</w:t>
-      </w:r>
-      <w:r>
-        <w:rPr>
-          <w:rFonts w:ascii="Times New Roman" w:hAnsi="Times New Roman"/>
-          <w:color w:val="000000" w:themeColor="text1"/>
-          <w:sz w:val="24"/>
-        </w:rPr>
-        <w:t>mage enhancement of chest X-ray with Visibility and Fidelity Assessment</w:t>
+        <w:t>Perceptual Visibility Prediction of Overlaid Content in Optical See-Through Augmented Reality</w:t>
       </w:r>
     </w:p>
     <w:p>
@@ -357,7 +349,6 @@
       <w:pPr>
         <w:spacing w:line="320" w:lineRule="exact"/>
         <w:ind w:leftChars="200" w:left="420"/>
-        <w:jc w:val="left"/>
         <w:rPr>
           <w:rFonts w:ascii="Times New Roman" w:hAnsi="Times New Roman"/>
         </w:rPr>
@@ -376,9 +367,21 @@
       </w:r>
       <w:r>
         <w:rPr>
-          <w:rFonts w:ascii="Times New Roman" w:hAnsi="Times New Roman"/>
-        </w:rPr>
-        <w:t>Ryoichi Ishikawa</w:t>
+          <w:rFonts w:ascii="Times New Roman" w:hAnsi="Times New Roman" w:hint="eastAsia"/>
+        </w:rPr>
+        <w:t>Kazuki</w:t>
+      </w:r>
+      <w:r>
+        <w:rPr>
+          <w:rFonts w:ascii="Times New Roman" w:hAnsi="Times New Roman"/>
+        </w:rPr>
+        <w:t xml:space="preserve"> </w:t>
+      </w:r>
+      <w:r>
+        <w:rPr>
+          <w:rFonts w:ascii="Times New Roman" w:hAnsi="Times New Roman" w:hint="eastAsia"/>
+        </w:rPr>
+        <w:t>Hamada</w:t>
       </w:r>
       <w:r>
         <w:rPr>
@@ -390,19 +393,13 @@
         <w:rPr>
           <w:rFonts w:ascii="Times New Roman" w:hAnsi="Times New Roman"/>
         </w:rPr>
-        <w:t>Institute of Industrial Science</w:t>
-      </w:r>
-      <w:r>
-        <w:rPr>
-          <w:rFonts w:ascii="Times New Roman" w:hAnsi="Times New Roman"/>
-        </w:rPr>
-        <w:t xml:space="preserve">, </w:t>
-      </w:r>
-      <w:r>
-        <w:rPr>
-          <w:rFonts w:ascii="Times New Roman" w:hAnsi="Times New Roman"/>
-        </w:rPr>
-        <w:t>University of Tokyo, Project Researcher</w:t>
+        <w:t>Department of Electrical Engineering and Information Systems</w:t>
+      </w:r>
+      <w:r>
+        <w:rPr>
+          <w:rFonts w:ascii="Times New Roman" w:hAnsi="Times New Roman" w:hint="eastAsia"/>
+        </w:rPr>
+        <w:t>,</w:t>
       </w:r>
     </w:p>
     <w:p>
@@ -418,13 +415,7 @@
         <w:rPr>
           <w:rFonts w:ascii="Times New Roman" w:hAnsi="Times New Roman"/>
         </w:rPr>
-        <w:t>・</w:t>
-      </w:r>
-      <w:r>
-        <w:rPr>
-          <w:rFonts w:ascii="Times New Roman" w:hAnsi="Times New Roman"/>
-        </w:rPr>
-        <w:t xml:space="preserve"> Masataka Kagesawa</w:t>
+        <w:t>Graduate School of Engineering, The University of Tokyo</w:t>
       </w:r>
       <w:r>
         <w:rPr>
@@ -436,32 +427,12 @@
         <w:rPr>
           <w:rFonts w:ascii="Times New Roman" w:hAnsi="Times New Roman"/>
         </w:rPr>
-        <w:t>Institute of Industrial Science</w:t>
-      </w:r>
-      <w:r>
-        <w:rPr>
-          <w:rFonts w:ascii="Times New Roman" w:hAnsi="Times New Roman"/>
-        </w:rPr>
-        <w:t xml:space="preserve">, </w:t>
-      </w:r>
-      <w:r>
-        <w:rPr>
-          <w:rFonts w:ascii="Times New Roman" w:hAnsi="Times New Roman"/>
-        </w:rPr>
-        <w:t xml:space="preserve">University of Tokyo, </w:t>
-      </w:r>
-      <w:r>
-        <w:rPr>
-          <w:rFonts w:ascii="Georgia" w:hAnsi="Georgia"/>
-          <w:color w:val="323232"/>
-        </w:rPr>
-        <w:t>Research Associate</w:t>
+        <w:t>second-year master's student</w:t>
       </w:r>
     </w:p>
     <w:p>
       <w:pPr>
         <w:spacing w:line="320" w:lineRule="exact"/>
-        <w:jc w:val="left"/>
         <w:rPr>
           <w:rFonts w:ascii="Times New Roman" w:hAnsi="Times New Roman"/>
         </w:rPr>
@@ -474,111 +445,37 @@
         <w:t xml:space="preserve"> </w:t>
       </w:r>
       <w:r>
-        <w:rPr>
-          <w:rFonts w:ascii="Times New Roman" w:hAnsi="Times New Roman"/>
-        </w:rPr>
         <w:t xml:space="preserve"> </w:t>
       </w:r>
       <w:r>
         <w:rPr>
           <w:rFonts w:ascii="Times New Roman" w:hAnsi="Times New Roman"/>
         </w:rPr>
-        <w:t>Investigator</w:t>
-      </w:r>
-      <w:r>
-        <w:rPr>
-          <w:rFonts w:ascii="Times New Roman" w:hAnsi="Times New Roman"/>
-        </w:rPr>
-        <w:t xml:space="preserve"> in other institution Name, Affiliation and Position</w:t>
-      </w:r>
-    </w:p>
-    <w:p>
-      <w:pPr>
-        <w:spacing w:line="320" w:lineRule="exact"/>
-        <w:ind w:leftChars="200" w:left="420"/>
-        <w:jc w:val="left"/>
-        <w:rPr>
-          <w:rFonts w:ascii="Times New Roman" w:hAnsi="Times New Roman"/>
-        </w:rPr>
-      </w:pPr>
-      <w:r>
-        <w:rPr>
-          <w:rFonts w:ascii="Times New Roman" w:hAnsi="Times New Roman"/>
-        </w:rPr>
-        <w:t>・</w:t>
-      </w:r>
-      <w:r>
-        <w:rPr>
-          <w:rFonts w:ascii="Times New Roman" w:hAnsi="Times New Roman"/>
-        </w:rPr>
-        <w:t xml:space="preserve"> Takahiro Nakahashi</w:t>
-      </w:r>
-      <w:r>
-        <w:rPr>
-          <w:rFonts w:ascii="Times New Roman" w:hAnsi="Times New Roman"/>
-        </w:rPr>
-        <w:t>,</w:t>
-      </w:r>
-      <w:r>
-        <w:rPr>
-          <w:rFonts w:ascii="Times New Roman" w:hAnsi="Times New Roman"/>
-        </w:rPr>
-        <w:t xml:space="preserve"> AirWater corporation, Counselor</w:t>
-      </w:r>
-    </w:p>
-    <w:p>
-      <w:pPr>
-        <w:spacing w:line="320" w:lineRule="exact"/>
-        <w:rPr>
-          <w:rFonts w:ascii="Times New Roman" w:hAnsi="Times New Roman"/>
-        </w:rPr>
-      </w:pPr>
-      <w:r>
-        <w:rPr>
-          <w:rFonts w:ascii="Times New Roman" w:hAnsi="Times New Roman"/>
-          <w:shd w:val="clear" w:color="auto" w:fill="D99594"/>
-        </w:rPr>
-        <w:t xml:space="preserve"> </w:t>
-      </w:r>
-      <w:r>
-        <w:t xml:space="preserve"> </w:t>
-      </w:r>
-      <w:r>
-        <w:rPr>
-          <w:rFonts w:ascii="Times New Roman" w:hAnsi="Times New Roman"/>
-        </w:rPr>
         <w:t>Purpose of research</w:t>
       </w:r>
     </w:p>
     <w:p>
       <w:pPr>
-        <w:spacing w:line="320" w:lineRule="exact"/>
-        <w:rPr>
-          <w:rFonts w:ascii="Times New Roman" w:hAnsi="Times New Roman"/>
-        </w:rPr>
-      </w:pPr>
-      <w:r>
-        <w:rPr>
-          <w:rFonts w:ascii="ＭＳ 明朝" w:hAnsi="ＭＳ 明朝" w:hint="eastAsia"/>
-        </w:rPr>
-        <w:t xml:space="preserve">　</w:t>
-      </w:r>
-      <w:r>
-        <w:rPr>
-          <w:rFonts w:ascii="ＭＳ 明朝" w:hAnsi="ＭＳ 明朝" w:hint="eastAsia"/>
-        </w:rPr>
-        <w:t xml:space="preserve"> </w:t>
-      </w:r>
-      <w:r>
-        <w:rPr>
-          <w:rFonts w:ascii="Times New Roman" w:hAnsi="Times New Roman"/>
-        </w:rPr>
-        <w:t>The purpose of this study is to develop an image processing method that improves the "visibility" of lesions in chest radiographs while maintaining image "fidelity". In other words, to make lesions easier to see while preserving the information in the original X-ray image.</w:t>
-      </w:r>
-    </w:p>
-    <w:p>
-      <w:pPr>
-        <w:spacing w:line="320" w:lineRule="exact"/>
+        <w:spacing w:line="240" w:lineRule="exact"/>
+        <w:ind w:firstLineChars="100" w:firstLine="210"/>
+        <w:rPr>
+          <w:rFonts w:ascii="Times New Roman" w:hAnsi="Times New Roman"/>
+          <w:color w:val="000000" w:themeColor="text1"/>
+          <w:szCs w:val="21"/>
+        </w:rPr>
+      </w:pPr>
+      <w:r>
+        <w:rPr>
+          <w:rFonts w:ascii="Times New Roman" w:hAnsi="Times New Roman"/>
+          <w:color w:val="000000" w:themeColor="text1"/>
+          <w:szCs w:val="21"/>
+        </w:rPr>
+        <w:t>The purpose of this research is to develop a model that predicts the visibility of displayed content in optical see-through augmented reality (OST-AR) environments, where visibility changes due to optical superimposition with the background. Advancing this research is expected to improve display quality, user experience, and safety in next-generation devices such as smart glasses and automotive head-up displays (HUDs).</w:t>
+      </w:r>
+    </w:p>
+    <w:p>
+      <w:pPr>
+        <w:spacing w:line="240" w:lineRule="exact"/>
         <w:rPr>
           <w:rFonts w:ascii="Times New Roman" w:hAnsi="Times New Roman"/>
           <w:color w:val="0000FF"/>
@@ -586,24 +483,6 @@
           <w:szCs w:val="18"/>
         </w:rPr>
       </w:pPr>
-      <w:r>
-        <w:rPr>
-          <w:rFonts w:ascii="Times New Roman" w:hAnsi="Times New Roman"/>
-        </w:rPr>
-        <w:t>It is hoped that this research will be useful in assisting physicians in medical diagnosis.</w:t>
-      </w:r>
-    </w:p>
-    <w:p>
-      <w:pPr>
-        <w:spacing w:line="240" w:lineRule="exact"/>
-        <w:ind w:leftChars="150" w:left="495" w:hangingChars="100" w:hanging="180"/>
-        <w:rPr>
-          <w:rFonts w:ascii="Times New Roman" w:hAnsi="Times New Roman"/>
-          <w:color w:val="0000FF"/>
-          <w:sz w:val="18"/>
-          <w:szCs w:val="18"/>
-        </w:rPr>
-      </w:pPr>
     </w:p>
     <w:p>
       <w:pPr>
@@ -645,67 +524,31 @@
       </w:pPr>
       <w:r>
         <w:rPr>
-          <w:rFonts w:ascii="ＭＳ 明朝" w:hAnsi="ＭＳ 明朝" w:hint="eastAsia"/>
-          <w:szCs w:val="21"/>
-        </w:rPr>
-        <w:t xml:space="preserve">　</w:t>
-      </w:r>
-      <w:r>
-        <w:rPr>
-          <w:rFonts w:ascii="Times New Roman" w:hAnsi="Times New Roman"/>
-          <w:szCs w:val="21"/>
-        </w:rPr>
-        <w:t>You will be asked to view two images presented on a display</w:t>
-      </w:r>
-      <w:r>
-        <w:rPr>
-          <w:rFonts w:ascii="Times New Roman" w:hAnsi="Times New Roman"/>
-          <w:szCs w:val="21"/>
-        </w:rPr>
-        <w:t xml:space="preserve"> in the dark</w:t>
-      </w:r>
-      <w:r>
-        <w:rPr>
-          <w:rFonts w:ascii="Times New Roman" w:hAnsi="Times New Roman"/>
-          <w:szCs w:val="21"/>
-        </w:rPr>
-        <w:t xml:space="preserve"> and to make judgments and evaluations about the content of the images. The main purpose of this experiment is to compare our method with several image processing methods.</w:t>
+          <w:rFonts w:ascii="Times New Roman" w:hAnsi="Times New Roman"/>
+          <w:szCs w:val="21"/>
+        </w:rPr>
+        <w:t>You will be asked to view two images presented on a display in the dark and to make judgments and</w:t>
       </w:r>
     </w:p>
     <w:p>
       <w:pPr>
         <w:spacing w:line="320" w:lineRule="exact"/>
-        <w:ind w:left="210" w:hangingChars="100" w:hanging="210"/>
-        <w:rPr>
-          <w:rFonts w:ascii="Times New Roman" w:hAnsi="Times New Roman"/>
-          <w:szCs w:val="21"/>
-        </w:rPr>
-      </w:pPr>
-      <w:r>
-        <w:rPr>
-          <w:rFonts w:ascii="Times New Roman" w:hAnsi="Times New Roman"/>
-          <w:szCs w:val="21"/>
-        </w:rPr>
-        <w:t>There will be two sessions of the experiment, and each session will last about 15 minutes. There will be a break between experiments.</w:t>
+        <w:rPr>
+          <w:rFonts w:ascii="Times New Roman" w:hAnsi="Times New Roman"/>
+          <w:szCs w:val="21"/>
+        </w:rPr>
+      </w:pPr>
+      <w:r>
+        <w:rPr>
+          <w:rFonts w:ascii="Times New Roman" w:hAnsi="Times New Roman"/>
+          <w:szCs w:val="21"/>
+        </w:rPr>
+        <w:t>evaluations about the content of the images. The main purpose of this experiment is to quantify the workings and judgments of the human visual system in optical see-through environments. There will be two sessions of the experiment, and each session will last about 15–30 minutes. There will be a break between experiments.</w:t>
       </w:r>
     </w:p>
     <w:p>
       <w:pPr>
         <w:spacing w:afterLines="50" w:after="180" w:line="240" w:lineRule="exact"/>
-        <w:ind w:leftChars="150" w:left="495" w:hangingChars="100" w:hanging="180"/>
-        <w:jc w:val="left"/>
-        <w:rPr>
-          <w:rFonts w:ascii="Times New Roman" w:hAnsi="Times New Roman"/>
-          <w:color w:val="0000FF"/>
-          <w:sz w:val="18"/>
-          <w:szCs w:val="18"/>
-        </w:rPr>
-      </w:pPr>
-    </w:p>
-    <w:p>
-      <w:pPr>
-        <w:spacing w:afterLines="50" w:after="180" w:line="240" w:lineRule="exact"/>
-        <w:ind w:leftChars="150" w:left="495" w:hangingChars="100" w:hanging="180"/>
         <w:jc w:val="left"/>
         <w:rPr>
           <w:rFonts w:ascii="Times New Roman" w:hAnsi="Times New Roman"/>
@@ -771,7 +614,6 @@
                 <w:szCs w:val="28"/>
                 <w:lang w:val="en"/>
               </w:rPr>
-              <w:lastRenderedPageBreak/>
               <w:t xml:space="preserve">2. </w:t>
             </w:r>
             <w:r>
@@ -803,7 +645,16 @@
           <w:szCs w:val="21"/>
           <w:lang w:val="en"/>
         </w:rPr>
-        <w:t>Whether or not to cooperate in this research is left to the free will of all collaborators. If you withdraw your consent after consent, please sign the consent withdrawal form and submit it to</w:t>
+        <w:t xml:space="preserve">Whether or not to cooperate in this research is left to the free will of all collaborators. If you withdraw </w:t>
+      </w:r>
+      <w:r>
+        <w:rPr>
+          <w:rFonts w:ascii="Times New Roman" w:hAnsi="Times New Roman"/>
+          <w:szCs w:val="21"/>
+          <w:lang w:val="en"/>
+        </w:rPr>
+        <w:lastRenderedPageBreak/>
+        <w:t>your consent after consent, please sign the consent withdrawal form and submit it to</w:t>
       </w:r>
       <w:r>
         <w:rPr>
@@ -1068,62 +919,6 @@
           <w:lang w:val="en"/>
         </w:rPr>
         <w:t xml:space="preserve">who’s material. We will store your personal information strictly. </w:t>
-      </w:r>
-      <w:r>
-        <w:rPr>
-          <w:rFonts w:ascii="Times New Roman" w:eastAsia="Times New Roman" w:hAnsi="Times New Roman"/>
-          <w:szCs w:val="21"/>
-          <w:lang w:val="en"/>
-        </w:rPr>
-        <w:t>Analysis of</w:t>
-      </w:r>
-      <w:r>
-        <w:rPr>
-          <w:rFonts w:ascii="Times New Roman" w:eastAsia="Times New Roman" w:hAnsi="Times New Roman"/>
-          <w:szCs w:val="21"/>
-          <w:lang w:val="en"/>
-        </w:rPr>
-        <w:t xml:space="preserve"> a</w:t>
-      </w:r>
-      <w:r>
-        <w:rPr>
-          <w:rFonts w:ascii="Times New Roman" w:eastAsia="Times New Roman" w:hAnsi="Times New Roman"/>
-          <w:szCs w:val="21"/>
-          <w:lang w:val="en"/>
-        </w:rPr>
-        <w:t xml:space="preserve">nonymous </w:t>
-      </w:r>
-      <w:r>
-        <w:rPr>
-          <w:rFonts w:ascii="Times New Roman" w:hAnsi="Times New Roman"/>
-          <w:szCs w:val="21"/>
-          <w:lang w:val="en"/>
-        </w:rPr>
-        <w:t>answer</w:t>
-      </w:r>
-      <w:r>
-        <w:rPr>
-          <w:rFonts w:ascii="Times New Roman" w:eastAsia="Times New Roman" w:hAnsi="Times New Roman"/>
-          <w:szCs w:val="21"/>
-          <w:lang w:val="en"/>
-        </w:rPr>
-        <w:t xml:space="preserve">s may be provided to the joint research institute </w:t>
-      </w:r>
-      <w:r>
-        <w:rPr>
-          <w:rFonts w:ascii="Times New Roman" w:eastAsia="Times New Roman" w:hAnsi="Times New Roman"/>
-          <w:szCs w:val="21"/>
-          <w:lang w:val="en"/>
-        </w:rPr>
-        <w:t>AirWater corporation</w:t>
-      </w:r>
-      <w:r>
-        <w:rPr>
-          <w:rFonts w:ascii="Times New Roman" w:eastAsia="Times New Roman" w:hAnsi="Times New Roman"/>
-          <w:szCs w:val="21"/>
-          <w:lang w:val="en"/>
-        </w:rPr>
-        <w:t>, but personal information will not be provided.</w:t>
       </w:r>
     </w:p>
     <w:tbl>
@@ -1213,7 +1008,14 @@
           <w:rFonts w:ascii="Times New Roman" w:hAnsi="Times New Roman"/>
           <w:szCs w:val="21"/>
         </w:rPr>
-        <w:t>The data measured in this experiment (gender, age, and responses in the experiment) will be used for research on diagnostic aids in X-ray imaging. Research results may be published in academic publications (papers, presentations at academic conferences, etc.) as well as for the purpose of publicizing the research activities of the Oishi Laboratory.</w:t>
+        <w:t>The data measured in this experiment (gender, age, and responses during the experiment) will be used for research aimed at improving display quality in optical see-through environments.</w:t>
+      </w:r>
+      <w:r>
+        <w:rPr>
+          <w:rFonts w:ascii="Times New Roman" w:hAnsi="Times New Roman"/>
+          <w:szCs w:val="21"/>
+        </w:rPr>
+        <w:t xml:space="preserve"> Research results may be published in academic publications (papers, presentations at academic conferences, etc.) as well as for the purpose of publicizing the research activities of the Oishi Laboratory.</w:t>
       </w:r>
     </w:p>
     <w:tbl>
@@ -1276,40 +1078,6 @@
     <w:p>
       <w:pPr>
         <w:pStyle w:val="a3"/>
-        <w:spacing w:afterLines="50" w:after="180" w:line="320" w:lineRule="exact"/>
-        <w:ind w:leftChars="100" w:left="210"/>
-        <w:rPr>
-          <w:rFonts w:cs="Times New Roman"/>
-        </w:rPr>
-      </w:pPr>
-      <w:r>
-        <w:rPr>
-          <w:rFonts w:cs="Times New Roman"/>
-        </w:rPr>
-        <w:t>T</w:t>
-      </w:r>
-      <w:r>
-        <w:rPr>
-          <w:rFonts w:cs="Times New Roman"/>
-        </w:rPr>
-        <w:t xml:space="preserve">his research is intended to assist </w:t>
-      </w:r>
-      <w:r>
-        <w:rPr>
-          <w:rFonts w:cs="Times New Roman"/>
-        </w:rPr>
-        <w:t>physicians in medical diagnosis. In addition to this,</w:t>
-      </w:r>
-      <w:r>
-        <w:rPr>
-          <w:rFonts w:cs="Times New Roman"/>
-        </w:rPr>
-        <w:t xml:space="preserve"> other applications are expected in terms of "making it easier to see certain things".</w:t>
-      </w:r>
-    </w:p>
-    <w:p>
-      <w:pPr>
-        <w:pStyle w:val="a3"/>
         <w:wordWrap/>
         <w:spacing w:afterLines="50" w:after="180" w:line="320" w:lineRule="exact"/>
         <w:ind w:leftChars="100" w:left="210"/>
@@ -1339,31 +1107,7 @@
         <w:rPr>
           <w:rFonts w:cs="Times New Roman" w:hint="eastAsia"/>
         </w:rPr>
-        <w:t xml:space="preserve"> may cause eye fatigue. </w:t>
-      </w:r>
-      <w:r>
-        <w:rPr>
-          <w:rFonts w:cs="Times New Roman"/>
-        </w:rPr>
-        <w:t>It is also possible that the chest X-ray image may cause discomfort.</w:t>
-      </w:r>
-      <w:r>
-        <w:rPr>
-          <w:rFonts w:cs="Times New Roman" w:hint="eastAsia"/>
-        </w:rPr>
-        <w:t>.</w:t>
-      </w:r>
-      <w:r>
-        <w:rPr>
-          <w:rFonts w:cs="Times New Roman"/>
-        </w:rPr>
-        <w:t xml:space="preserve"> </w:t>
-      </w:r>
-      <w:r>
-        <w:rPr>
-          <w:rFonts w:cs="Times New Roman" w:hint="eastAsia"/>
-        </w:rPr>
-        <w:t>If you feel discomfort or fatigue, or if you feel sick, please inform us and we will stop the experiment at any time.</w:t>
+        <w:t xml:space="preserve"> may cause eye fatigue. If you feel discomfort or fatigue, or if you feel sick, please inform us and we will stop the experiment at any time.</w:t>
       </w:r>
     </w:p>
     <w:tbl>
@@ -1408,7 +1152,6 @@
                 <w:sz w:val="28"/>
                 <w:szCs w:val="28"/>
               </w:rPr>
-              <w:lastRenderedPageBreak/>
               <w:t xml:space="preserve">6. </w:t>
             </w:r>
             <w:r>
@@ -1560,6 +1303,7 @@
         <w:rPr>
           <w:rFonts w:ascii="Times New Roman" w:hAnsi="Times New Roman"/>
         </w:rPr>
+        <w:lastRenderedPageBreak/>
         <w:t xml:space="preserve">　</w:t>
       </w:r>
       <w:r>
@@ -1568,57 +1312,6 @@
           <w:szCs w:val="21"/>
         </w:rPr>
         <w:t xml:space="preserve"> You will not be responsible for the cost of this research. </w:t>
-      </w:r>
-      <w:r>
-        <w:rPr>
-          <w:rFonts w:ascii="Times New Roman" w:hAnsi="Times New Roman"/>
-          <w:szCs w:val="21"/>
-        </w:rPr>
-        <w:t>Y</w:t>
-      </w:r>
-      <w:r>
-        <w:rPr>
-          <w:rFonts w:ascii="Times New Roman" w:hAnsi="Times New Roman"/>
-          <w:szCs w:val="21"/>
-        </w:rPr>
-        <w:t>ou will receive an honorarium</w:t>
-      </w:r>
-      <w:r>
-        <w:rPr>
-          <w:rFonts w:ascii="Times New Roman" w:hAnsi="Times New Roman"/>
-          <w:szCs w:val="21"/>
-        </w:rPr>
-        <w:t xml:space="preserve"> </w:t>
-      </w:r>
-      <w:r>
-        <w:rPr>
-          <w:rFonts w:ascii="Times New Roman" w:hAnsi="Times New Roman" w:hint="eastAsia"/>
-          <w:szCs w:val="21"/>
-        </w:rPr>
-        <w:t>o</w:t>
-      </w:r>
-      <w:r>
-        <w:rPr>
-          <w:rFonts w:ascii="Times New Roman" w:hAnsi="Times New Roman"/>
-          <w:szCs w:val="21"/>
-        </w:rPr>
-        <w:t xml:space="preserve">f 2,160 Yen </w:t>
-      </w:r>
-      <w:bookmarkStart w:id="1" w:name="_GoBack"/>
-      <w:bookmarkEnd w:id="1"/>
-      <w:r>
-        <w:rPr>
-          <w:rFonts w:ascii="Times New Roman" w:hAnsi="Times New Roman"/>
-          <w:szCs w:val="21"/>
-        </w:rPr>
-        <w:t xml:space="preserve">including transportation expenses </w:t>
-      </w:r>
-      <w:r>
-        <w:rPr>
-          <w:rFonts w:ascii="Times New Roman" w:hAnsi="Times New Roman"/>
-          <w:szCs w:val="21"/>
-        </w:rPr>
-        <w:t>for your participation in this study.</w:t>
       </w:r>
     </w:p>
     <w:p>
@@ -1870,12 +1563,29 @@
         <w:rPr>
           <w:rFonts w:ascii="Times New Roman" w:hAnsi="Times New Roman"/>
         </w:rPr>
-        <w:t>Investigator (contact person): Ryoichi Ishikawa</w:t>
-      </w:r>
-    </w:p>
-    <w:p>
-      <w:pPr>
-        <w:wordWrap w:val="0"/>
+        <w:t xml:space="preserve">Investigator (contact person): </w:t>
+      </w:r>
+      <w:r>
+        <w:rPr>
+          <w:rFonts w:ascii="Times New Roman" w:hAnsi="Times New Roman" w:hint="eastAsia"/>
+        </w:rPr>
+        <w:t>Kazuki</w:t>
+      </w:r>
+      <w:r>
+        <w:rPr>
+          <w:rFonts w:ascii="Times New Roman" w:hAnsi="Times New Roman"/>
+        </w:rPr>
+        <w:t xml:space="preserve"> </w:t>
+      </w:r>
+      <w:r>
+        <w:rPr>
+          <w:rFonts w:ascii="Times New Roman" w:hAnsi="Times New Roman" w:hint="eastAsia"/>
+        </w:rPr>
+        <w:t>Hamada</w:t>
+      </w:r>
+    </w:p>
+    <w:p>
+      <w:pPr>
         <w:spacing w:line="320" w:lineRule="exact"/>
         <w:ind w:leftChars="200" w:left="420"/>
         <w:jc w:val="right"/>
@@ -1887,7 +1597,91 @@
         <w:rPr>
           <w:rFonts w:ascii="Times New Roman" w:hAnsi="Times New Roman"/>
         </w:rPr>
-        <w:t>Institute of Industrial Science, University of Tokyo, Associate Professor</w:t>
+        <w:t>Department of Electrical Engineering and Information Systems</w:t>
+      </w:r>
+      <w:r>
+        <w:rPr>
+          <w:rFonts w:ascii="Times New Roman" w:hAnsi="Times New Roman" w:hint="eastAsia"/>
+        </w:rPr>
+        <w:t xml:space="preserve">, </w:t>
+      </w:r>
+    </w:p>
+    <w:p>
+      <w:pPr>
+        <w:spacing w:line="320" w:lineRule="exact"/>
+        <w:ind w:leftChars="200" w:left="420"/>
+        <w:jc w:val="right"/>
+        <w:rPr>
+          <w:rFonts w:ascii="Times New Roman" w:hAnsi="Times New Roman"/>
+        </w:rPr>
+      </w:pPr>
+      <w:r>
+        <w:rPr>
+          <w:rFonts w:ascii="Times New Roman" w:hAnsi="Times New Roman"/>
+        </w:rPr>
+        <w:t>Graduate School of</w:t>
+      </w:r>
+      <w:r>
+        <w:rPr>
+          <w:rFonts w:ascii="Times New Roman" w:hAnsi="Times New Roman" w:hint="eastAsia"/>
+        </w:rPr>
+        <w:t xml:space="preserve"> </w:t>
+      </w:r>
+      <w:r>
+        <w:rPr>
+          <w:rFonts w:ascii="Times New Roman" w:hAnsi="Times New Roman"/>
+        </w:rPr>
+        <w:t xml:space="preserve">Engineering, </w:t>
+      </w:r>
+    </w:p>
+    <w:p>
+      <w:pPr>
+        <w:spacing w:line="320" w:lineRule="exact"/>
+        <w:ind w:leftChars="200" w:left="420"/>
+        <w:jc w:val="right"/>
+        <w:rPr>
+          <w:rFonts w:ascii="Times New Roman" w:hAnsi="Times New Roman"/>
+        </w:rPr>
+      </w:pPr>
+      <w:r>
+        <w:rPr>
+          <w:rFonts w:ascii="Times New Roman" w:hAnsi="Times New Roman"/>
+        </w:rPr>
+        <w:t>The University of Tokyo</w:t>
+      </w:r>
+      <w:r>
+        <w:rPr>
+          <w:rFonts w:ascii="Times New Roman" w:hAnsi="Times New Roman"/>
+        </w:rPr>
+        <w:t xml:space="preserve">, </w:t>
+      </w:r>
+    </w:p>
+    <w:p>
+      <w:pPr>
+        <w:spacing w:line="320" w:lineRule="exact"/>
+        <w:ind w:leftChars="200" w:left="420"/>
+        <w:jc w:val="right"/>
+        <w:rPr>
+          <w:rFonts w:ascii="Times New Roman" w:hAnsi="Times New Roman"/>
+        </w:rPr>
+      </w:pPr>
+      <w:r>
+        <w:rPr>
+          <w:rFonts w:ascii="Times New Roman" w:hAnsi="Times New Roman"/>
+        </w:rPr>
+        <w:t xml:space="preserve"> </w:t>
+      </w:r>
+      <w:r>
+        <w:rPr>
+          <w:rFonts w:ascii="Times New Roman" w:hAnsi="Times New Roman" w:hint="eastAsia"/>
+        </w:rPr>
+        <w:t>M</w:t>
+      </w:r>
+      <w:r>
+        <w:rPr>
+          <w:rFonts w:ascii="Times New Roman" w:hAnsi="Times New Roman"/>
+        </w:rPr>
+        <w:t>aster's student</w:t>
       </w:r>
     </w:p>
     <w:p>
@@ -2233,7 +2027,7 @@
 </file>
 
 <file path=word/endnotes.xml><?xml version="1.0" encoding="utf-8"?>
-<w:endnotes xmlns:wpc="http://schemas.microsoft.com/office/word/2010/wordprocessingCanvas" xmlns:cx="http://schemas.microsoft.com/office/drawing/2014/chartex" xmlns:mc="http://schemas.openxmlformats.org/markup-compatibility/2006" xmlns:o="urn:schemas-microsoft-com:office:office" xmlns:r="http://schemas.openxmlformats.org/officeDocument/2006/relationships" xmlns:m="http://schemas.openxmlformats.org/officeDocument/2006/math" xmlns:v="urn:schemas-microsoft-com:vml" xmlns:wp14="http://schemas.microsoft.com/office/word/2010/wordprocessingDrawing" xmlns:wp="http://schemas.openxmlformats.org/drawingml/2006/wordprocessingDrawing" xmlns:w10="urn:schemas-microsoft-com:office:word" xmlns:w="http://schemas.openxmlformats.org/wordprocessingml/2006/main" xmlns:w14="http://schemas.microsoft.com/office/word/2010/wordml" xmlns:w15="http://schemas.microsoft.com/office/word/2012/wordml" xmlns:w16se="http://schemas.microsoft.com/office/word/2015/wordml/symex" xmlns:wpg="http://schemas.microsoft.com/office/word/2010/wordprocessingGroup" xmlns:wpi="http://schemas.microsoft.com/office/word/2010/wordprocessingInk" xmlns:wne="http://schemas.microsoft.com/office/word/2006/wordml" xmlns:wps="http://schemas.microsoft.com/office/word/2010/wordprocessingShape" mc:Ignorable="w14 w15 w16se wp14">
+<w:endnotes xmlns:wpc="http://schemas.microsoft.com/office/word/2010/wordprocessingCanvas" xmlns:cx="http://schemas.microsoft.com/office/drawing/2014/chartex" xmlns:cx1="http://schemas.microsoft.com/office/drawing/2015/9/8/chartex" xmlns:cx2="http://schemas.microsoft.com/office/drawing/2015/10/21/chartex" xmlns:cx3="http://schemas.microsoft.com/office/drawing/2016/5/9/chartex" xmlns:cx4="http://schemas.microsoft.com/office/drawing/2016/5/10/chartex" xmlns:cx5="http://schemas.microsoft.com/office/drawing/2016/5/11/chartex" xmlns:cx6="http://schemas.microsoft.com/office/drawing/2016/5/12/chartex" xmlns:cx7="http://schemas.microsoft.com/office/drawing/2016/5/13/chartex" xmlns:cx8="http://schemas.microsoft.com/office/drawing/2016/5/14/chartex" xmlns:mc="http://schemas.openxmlformats.org/markup-compatibility/2006" xmlns:aink="http://schemas.microsoft.com/office/drawing/2016/ink" xmlns:am3d="http://schemas.microsoft.com/office/drawing/2017/model3d" xmlns:o="urn:schemas-microsoft-com:office:office" xmlns:oel="http://schemas.microsoft.com/office/2019/extlst" xmlns:r="http://schemas.openxmlformats.org/officeDocument/2006/relationships" xmlns:m="http://schemas.openxmlformats.org/officeDocument/2006/math" xmlns:v="urn:schemas-microsoft-com:vml" xmlns:wp14="http://schemas.microsoft.com/office/word/2010/wordprocessingDrawing" xmlns:wp="http://schemas.openxmlformats.org/drawingml/2006/wordprocessingDrawing" xmlns:w10="urn:schemas-microsoft-com:office:word" xmlns:w="http://schemas.openxmlformats.org/wordprocessingml/2006/main" xmlns:w14="http://schemas.microsoft.com/office/word/2010/wordml" xmlns:w15="http://schemas.microsoft.com/office/word/2012/wordml" xmlns:w16cex="http://schemas.microsoft.com/office/word/2018/wordml/cex" xmlns:w16cid="http://schemas.microsoft.com/office/word/2016/wordml/cid" xmlns:w16="http://schemas.microsoft.com/office/word/2018/wordml" xmlns:w16du="http://schemas.microsoft.com/office/word/2023/wordml/word16du" xmlns:w16sdtdh="http://schemas.microsoft.com/office/word/2020/wordml/sdtdatahash" xmlns:w16sdtfl="http://schemas.microsoft.com/office/word/2024/wordml/sdtformatlock" xmlns:w16se="http://schemas.microsoft.com/office/word/2015/wordml/symex" xmlns:wpg="http://schemas.microsoft.com/office/word/2010/wordprocessingGroup" xmlns:wpi="http://schemas.microsoft.com/office/word/2010/wordprocessingInk" xmlns:wne="http://schemas.microsoft.com/office/word/2006/wordml" xmlns:wps="http://schemas.microsoft.com/office/word/2010/wordprocessingShape" mc:Ignorable="w14 w15 w16se w16cid w16 w16cex w16sdtdh w16sdtfl w16du wp14">
   <w:endnote w:type="separator" w:id="-1">
     <w:p>
       <w:r>
@@ -2252,7 +2046,7 @@
 </file>
 
 <file path=word/footnotes.xml><?xml version="1.0" encoding="utf-8"?>
-<w:footnotes xmlns:wpc="http://schemas.microsoft.com/office/word/2010/wordprocessingCanvas" xmlns:cx="http://schemas.microsoft.com/office/drawing/2014/chartex" xmlns:mc="http://schemas.openxmlformats.org/markup-compatibility/2006" xmlns:o="urn:schemas-microsoft-com:office:office" xmlns:r="http://schemas.openxmlformats.org/officeDocument/2006/relationships" xmlns:m="http://schemas.openxmlformats.org/officeDocument/2006/math" xmlns:v="urn:schemas-microsoft-com:vml" xmlns:wp14="http://schemas.microsoft.com/office/word/2010/wordprocessingDrawing" xmlns:wp="http://schemas.openxmlformats.org/drawingml/2006/wordprocessingDrawing" xmlns:w10="urn:schemas-microsoft-com:office:word" xmlns:w="http://schemas.openxmlformats.org/wordprocessingml/2006/main" xmlns:w14="http://schemas.microsoft.com/office/word/2010/wordml" xmlns:w15="http://schemas.microsoft.com/office/word/2012/wordml" xmlns:w16se="http://schemas.microsoft.com/office/word/2015/wordml/symex" xmlns:wpg="http://schemas.microsoft.com/office/word/2010/wordprocessingGroup" xmlns:wpi="http://schemas.microsoft.com/office/word/2010/wordprocessingInk" xmlns:wne="http://schemas.microsoft.com/office/word/2006/wordml" xmlns:wps="http://schemas.microsoft.com/office/word/2010/wordprocessingShape" mc:Ignorable="w14 w15 w16se wp14">
+<w:footnotes xmlns:wpc="http://schemas.microsoft.com/office/word/2010/wordprocessingCanvas" xmlns:cx="http://schemas.microsoft.com/office/drawing/2014/chartex" xmlns:cx1="http://schemas.microsoft.com/office/drawing/2015/9/8/chartex" xmlns:cx2="http://schemas.microsoft.com/office/drawing/2015/10/21/chartex" xmlns:cx3="http://schemas.microsoft.com/office/drawing/2016/5/9/chartex" xmlns:cx4="http://schemas.microsoft.com/office/drawing/2016/5/10/chartex" xmlns:cx5="http://schemas.microsoft.com/office/drawing/2016/5/11/chartex" xmlns:cx6="http://schemas.microsoft.com/office/drawing/2016/5/12/chartex" xmlns:cx7="http://schemas.microsoft.com/office/drawing/2016/5/13/chartex" xmlns:cx8="http://schemas.microsoft.com/office/drawing/2016/5/14/chartex" xmlns:mc="http://schemas.openxmlformats.org/markup-compatibility/2006" xmlns:aink="http://schemas.microsoft.com/office/drawing/2016/ink" xmlns:am3d="http://schemas.microsoft.com/office/drawing/2017/model3d" xmlns:o="urn:schemas-microsoft-com:office:office" xmlns:oel="http://schemas.microsoft.com/office/2019/extlst" xmlns:r="http://schemas.openxmlformats.org/officeDocument/2006/relationships" xmlns:m="http://schemas.openxmlformats.org/officeDocument/2006/math" xmlns:v="urn:schemas-microsoft-com:vml" xmlns:wp14="http://schemas.microsoft.com/office/word/2010/wordprocessingDrawing" xmlns:wp="http://schemas.openxmlformats.org/drawingml/2006/wordprocessingDrawing" xmlns:w10="urn:schemas-microsoft-com:office:word" xmlns:w="http://schemas.openxmlformats.org/wordprocessingml/2006/main" xmlns:w14="http://schemas.microsoft.com/office/word/2010/wordml" xmlns:w15="http://schemas.microsoft.com/office/word/2012/wordml" xmlns:w16cex="http://schemas.microsoft.com/office/word/2018/wordml/cex" xmlns:w16cid="http://schemas.microsoft.com/office/word/2016/wordml/cid" xmlns:w16="http://schemas.microsoft.com/office/word/2018/wordml" xmlns:w16du="http://schemas.microsoft.com/office/word/2023/wordml/word16du" xmlns:w16sdtdh="http://schemas.microsoft.com/office/word/2020/wordml/sdtdatahash" xmlns:w16sdtfl="http://schemas.microsoft.com/office/word/2024/wordml/sdtformatlock" xmlns:w16se="http://schemas.microsoft.com/office/word/2015/wordml/symex" xmlns:wpg="http://schemas.microsoft.com/office/word/2010/wordprocessingGroup" xmlns:wpi="http://schemas.microsoft.com/office/word/2010/wordprocessingInk" xmlns:wne="http://schemas.microsoft.com/office/word/2006/wordml" xmlns:wps="http://schemas.microsoft.com/office/word/2010/wordprocessingShape" mc:Ignorable="w14 w15 w16se w16cid w16 w16cex w16sdtdh w16sdtfl w16du wp14">
   <w:footnote w:type="separator" w:id="-1">
     <w:p>
       <w:r>
@@ -2271,7 +2065,7 @@
 </file>
 
 <file path=word/numbering.xml><?xml version="1.0" encoding="utf-8"?>
-<w:numbering xmlns:wpc="http://schemas.microsoft.com/office/word/2010/wordprocessingCanvas" xmlns:cx="http://schemas.microsoft.com/office/drawing/2014/chartex" xmlns:mc="http://schemas.openxmlformats.org/markup-compatibility/2006" xmlns:o="urn:schemas-microsoft-com:office:office" xmlns:r="http://schemas.openxmlformats.org/officeDocument/2006/relationships" xmlns:m="http://schemas.openxmlformats.org/officeDocument/2006/math" xmlns:v="urn:schemas-microsoft-com:vml" xmlns:wp14="http://schemas.microsoft.com/office/word/2010/wordprocessingDrawing" xmlns:wp="http://schemas.openxmlformats.org/drawingml/2006/wordprocessingDrawing" xmlns:w10="urn:schemas-microsoft-com:office:word" xmlns:w="http://schemas.openxmlformats.org/wordprocessingml/2006/main" xmlns:w14="http://schemas.microsoft.com/office/word/2010/wordml" xmlns:w15="http://schemas.microsoft.com/office/word/2012/wordml" xmlns:w16se="http://schemas.microsoft.com/office/word/2015/wordml/symex" xmlns:wpg="http://schemas.microsoft.com/office/word/2010/wordprocessingGroup" xmlns:wpi="http://schemas.microsoft.com/office/word/2010/wordprocessingInk" xmlns:wne="http://schemas.microsoft.com/office/word/2006/wordml" xmlns:wps="http://schemas.microsoft.com/office/word/2010/wordprocessingShape" mc:Ignorable="w14 w15 w16se wp14">
+<w:numbering xmlns:wpc="http://schemas.microsoft.com/office/word/2010/wordprocessingCanvas" xmlns:cx="http://schemas.microsoft.com/office/drawing/2014/chartex" xmlns:cx1="http://schemas.microsoft.com/office/drawing/2015/9/8/chartex" xmlns:cx2="http://schemas.microsoft.com/office/drawing/2015/10/21/chartex" xmlns:cx3="http://schemas.microsoft.com/office/drawing/2016/5/9/chartex" xmlns:cx4="http://schemas.microsoft.com/office/drawing/2016/5/10/chartex" xmlns:cx5="http://schemas.microsoft.com/office/drawing/2016/5/11/chartex" xmlns:cx6="http://schemas.microsoft.com/office/drawing/2016/5/12/chartex" xmlns:cx7="http://schemas.microsoft.com/office/drawing/2016/5/13/chartex" xmlns:cx8="http://schemas.microsoft.com/office/drawing/2016/5/14/chartex" xmlns:mc="http://schemas.openxmlformats.org/markup-compatibility/2006" xmlns:aink="http://schemas.microsoft.com/office/drawing/2016/ink" xmlns:am3d="http://schemas.microsoft.com/office/drawing/2017/model3d" xmlns:o="urn:schemas-microsoft-com:office:office" xmlns:oel="http://schemas.microsoft.com/office/2019/extlst" xmlns:r="http://schemas.openxmlformats.org/officeDocument/2006/relationships" xmlns:m="http://schemas.openxmlformats.org/officeDocument/2006/math" xmlns:v="urn:schemas-microsoft-com:vml" xmlns:wp14="http://schemas.microsoft.com/office/word/2010/wordprocessingDrawing" xmlns:wp="http://schemas.openxmlformats.org/drawingml/2006/wordprocessingDrawing" xmlns:w10="urn:schemas-microsoft-com:office:word" xmlns:w="http://schemas.openxmlformats.org/wordprocessingml/2006/main" xmlns:w14="http://schemas.microsoft.com/office/word/2010/wordml" xmlns:w15="http://schemas.microsoft.com/office/word/2012/wordml" xmlns:w16cex="http://schemas.microsoft.com/office/word/2018/wordml/cex" xmlns:w16cid="http://schemas.microsoft.com/office/word/2016/wordml/cid" xmlns:w16="http://schemas.microsoft.com/office/word/2018/wordml" xmlns:w16du="http://schemas.microsoft.com/office/word/2023/wordml/word16du" xmlns:w16sdtdh="http://schemas.microsoft.com/office/word/2020/wordml/sdtdatahash" xmlns:w16sdtfl="http://schemas.microsoft.com/office/word/2024/wordml/sdtformatlock" xmlns:w16se="http://schemas.microsoft.com/office/word/2015/wordml/symex" xmlns:wpg="http://schemas.microsoft.com/office/word/2010/wordprocessingGroup" xmlns:wpi="http://schemas.microsoft.com/office/word/2010/wordprocessingInk" xmlns:wne="http://schemas.microsoft.com/office/word/2006/wordml" xmlns:wps="http://schemas.microsoft.com/office/word/2010/wordprocessingShape" mc:Ignorable="w14 w15 w16se w16cid w16 w16cex w16sdtdh w16sdtfl w16du wp14">
   <w:abstractNum w:abstractNumId="0" w15:restartNumberingAfterBreak="0">
     <w:nsid w:val="4C8A0189"/>
     <w:multiLevelType w:val="hybridMultilevel"/>
@@ -2385,14 +2179,14 @@
       </w:rPr>
     </w:lvl>
   </w:abstractNum>
-  <w:num w:numId="1">
+  <w:num w:numId="1" w16cid:durableId="824247888">
     <w:abstractNumId w:val="0"/>
   </w:num>
 </w:numbering>
 </file>
 
 <file path=word/styles.xml><?xml version="1.0" encoding="utf-8"?>
-<w:styles xmlns:mc="http://schemas.openxmlformats.org/markup-compatibility/2006" xmlns:r="http://schemas.openxmlformats.org/officeDocument/2006/relationships" xmlns:w="http://schemas.openxmlformats.org/wordprocessingml/2006/main" xmlns:w14="http://schemas.microsoft.com/office/word/2010/wordml" xmlns:w15="http://schemas.microsoft.com/office/word/2012/wordml" xmlns:w16se="http://schemas.microsoft.com/office/word/2015/wordml/symex" mc:Ignorable="w14 w15 w16se">
+<w:styles xmlns:mc="http://schemas.openxmlformats.org/markup-compatibility/2006" xmlns:r="http://schemas.openxmlformats.org/officeDocument/2006/relationships" xmlns:w="http://schemas.openxmlformats.org/wordprocessingml/2006/main" xmlns:w14="http://schemas.microsoft.com/office/word/2010/wordml" xmlns:w15="http://schemas.microsoft.com/office/word/2012/wordml" xmlns:w16cex="http://schemas.microsoft.com/office/word/2018/wordml/cex" xmlns:w16cid="http://schemas.microsoft.com/office/word/2016/wordml/cid" xmlns:w16="http://schemas.microsoft.com/office/word/2018/wordml" xmlns:w16du="http://schemas.microsoft.com/office/word/2023/wordml/word16du" xmlns:w16sdtdh="http://schemas.microsoft.com/office/word/2020/wordml/sdtdatahash" xmlns:w16sdtfl="http://schemas.microsoft.com/office/word/2024/wordml/sdtformatlock" xmlns:w16se="http://schemas.microsoft.com/office/word/2015/wordml/symex" mc:Ignorable="w14 w15 w16se w16cid w16 w16cex w16sdtdh w16sdtfl w16du">
   <w:docDefaults>
     <w:rPrDefault>
       <w:rPr>
@@ -2405,7 +2199,7 @@
     </w:rPrDefault>
     <w:pPrDefault/>
   </w:docDefaults>
-  <w:latentStyles w:defLockedState="0" w:defUIPriority="99" w:defSemiHidden="0" w:defUnhideWhenUsed="0" w:defQFormat="0" w:count="371">
+  <w:latentStyles w:defLockedState="0" w:defUIPriority="99" w:defSemiHidden="0" w:defUnhideWhenUsed="0" w:defQFormat="0" w:count="376">
     <w:lsdException w:name="Normal" w:uiPriority="0" w:qFormat="1"/>
     <w:lsdException w:name="heading 1" w:uiPriority="9" w:qFormat="1"/>
     <w:lsdException w:name="heading 2" w:semiHidden="1" w:uiPriority="9" w:unhideWhenUsed="1" w:qFormat="1"/>
@@ -2777,6 +2571,11 @@
     <w:lsdException w:name="List Table 5 Dark Accent 6" w:uiPriority="50"/>
     <w:lsdException w:name="List Table 6 Colorful Accent 6" w:uiPriority="51"/>
     <w:lsdException w:name="List Table 7 Colorful Accent 6" w:uiPriority="52"/>
+    <w:lsdException w:name="Mention" w:semiHidden="1" w:unhideWhenUsed="1"/>
+    <w:lsdException w:name="Smart Hyperlink" w:semiHidden="1" w:unhideWhenUsed="1"/>
+    <w:lsdException w:name="Hashtag" w:semiHidden="1" w:unhideWhenUsed="1"/>
+    <w:lsdException w:name="Unresolved Mention" w:semiHidden="1" w:unhideWhenUsed="1"/>
+    <w:lsdException w:name="Smart Link" w:semiHidden="1" w:unhideWhenUsed="1"/>
   </w:latentStyles>
   <w:style w:type="paragraph" w:default="1" w:styleId="a">
     <w:name w:val="Normal"/>
@@ -2887,6 +2686,24 @@
     <w:rPr>
       <w:rFonts w:ascii="Century" w:eastAsia="ＭＳ 明朝" w:hAnsi="Century" w:cs="Times New Roman"/>
       <w:szCs w:val="24"/>
+    </w:rPr>
+  </w:style>
+  <w:style w:type="paragraph" w:styleId="Web">
+    <w:name w:val="Normal (Web)"/>
+    <w:basedOn w:val="a"/>
+    <w:uiPriority w:val="99"/>
+    <w:semiHidden/>
+    <w:unhideWhenUsed/>
+    <w:rsid w:val="003C7878"/>
+    <w:pPr>
+      <w:widowControl/>
+      <w:spacing w:before="100" w:beforeAutospacing="1" w:after="100" w:afterAutospacing="1"/>
+      <w:jc w:val="left"/>
+    </w:pPr>
+    <w:rPr>
+      <w:rFonts w:ascii="ＭＳ Ｐゴシック" w:eastAsia="ＭＳ Ｐゴシック" w:hAnsi="ＭＳ Ｐゴシック" w:cs="ＭＳ Ｐゴシック"/>
+      <w:kern w:val="0"/>
+      <w:sz w:val="24"/>
     </w:rPr>
   </w:style>
 </w:styles>
